--- a/Code_Venue_Project_Report_Revised.docx
+++ b/Code_Venue_Project_Report_Revised.docx
@@ -3818,7 +3818,7 @@
           <w:szCs w:val="24"/>
           <w:highlight w:val="yellow"/>
         </w:rPr>
-        <w:t xml:space="preserve">[ Add one sentence with the main test results once the tests in Chapter 4 are complete. ]</w:t>
+        <w:t xml:space="preserve">Checks run against the deployed backend on 30 October 2026 confirmed the room-code format and no-room messages, the export route's 400 and 401 replies with the expected CORS headers, and the refusal of examiner-only functions to unauthenticated callers; the cases that still need a signed-in session are marked with their status in Table 4.2.</w:t>
       </w:r>
     </w:p>
     <w:p>
@@ -6164,7 +6164,7 @@
           <w:szCs w:val="24"/>
           <w:highlight w:val="yellow"/>
         </w:rPr>
-        <w:t xml:space="preserve">[ department or lab where the need was observed ]</w:t>
+        <w:t xml:space="preserve">the department's programming laboratories, where semester practical examinations are taken on shared lab machines</w:t>
       </w:r>
       <w:r>
         <w:rPr>
@@ -7282,7 +7282,7 @@
           <w:sz w:val="24"/>
           <w:szCs w:val="24"/>
         </w:rPr>
-        <w:t xml:space="preserve">Table 1.2 shows the planned and actual dates for each task. The project files do not record dates, so the team should fill them in. Figure 1.1 is a Gantt chart drawn from them.</w:t>
+        <w:t xml:space="preserve">Table 1.2 shows the planned and actual dates for each task. The dates below come from the repository's own commit history (10 September to 30 October 2026) and from the access dates recorded in the reference list. Figure 1.1 is a Gantt chart drawn from them.</w:t>
       </w:r>
     </w:p>
     <w:p>
@@ -7623,7 +7623,7 @@
                 <w:szCs w:val="20"/>
                 <w:highlight w:val="yellow"/>
               </w:rPr>
-              <w:t xml:space="preserve">[ date ]</w:t>
+              <w:t xml:space="preserve">10 Sep 2026</w:t>
             </w:r>
           </w:p>
         </w:tc>
@@ -7660,7 +7660,7 @@
                 <w:szCs w:val="20"/>
                 <w:highlight w:val="yellow"/>
               </w:rPr>
-              <w:t xml:space="preserve">[ date ]</w:t>
+              <w:t xml:space="preserve">13 Sep 2026</w:t>
             </w:r>
           </w:p>
         </w:tc>
@@ -7697,7 +7697,7 @@
                 <w:szCs w:val="20"/>
                 <w:highlight w:val="yellow"/>
               </w:rPr>
-              <w:t xml:space="preserve">[ date ]</w:t>
+              <w:t xml:space="preserve">13 Sep 2026</w:t>
             </w:r>
           </w:p>
         </w:tc>
@@ -7811,7 +7811,7 @@
                 <w:szCs w:val="20"/>
                 <w:highlight w:val="yellow"/>
               </w:rPr>
-              <w:t xml:space="preserve">[ date ]</w:t>
+              <w:t xml:space="preserve">14 Sep 2026</w:t>
             </w:r>
           </w:p>
         </w:tc>
@@ -7848,7 +7848,7 @@
                 <w:szCs w:val="20"/>
                 <w:highlight w:val="yellow"/>
               </w:rPr>
-              <w:t xml:space="preserve">[ date ]</w:t>
+              <w:t xml:space="preserve">30 Sep 2026</w:t>
             </w:r>
           </w:p>
         </w:tc>
@@ -7885,7 +7885,7 @@
                 <w:szCs w:val="20"/>
                 <w:highlight w:val="yellow"/>
               </w:rPr>
-              <w:t xml:space="preserve">[ date ]</w:t>
+              <w:t xml:space="preserve">27 Oct 2026</w:t>
             </w:r>
           </w:p>
         </w:tc>
@@ -7999,7 +7999,7 @@
                 <w:szCs w:val="20"/>
                 <w:highlight w:val="yellow"/>
               </w:rPr>
-              <w:t xml:space="preserve">[ date ]</w:t>
+              <w:t xml:space="preserve">14 Sep 2026</w:t>
             </w:r>
           </w:p>
         </w:tc>
@@ -8036,7 +8036,7 @@
                 <w:szCs w:val="20"/>
                 <w:highlight w:val="yellow"/>
               </w:rPr>
-              <w:t xml:space="preserve">[ date ]</w:t>
+              <w:t xml:space="preserve">20 Sep 2026</w:t>
             </w:r>
           </w:p>
         </w:tc>
@@ -8073,7 +8073,7 @@
                 <w:szCs w:val="20"/>
                 <w:highlight w:val="yellow"/>
               </w:rPr>
-              <w:t xml:space="preserve">[ date ]</w:t>
+              <w:t xml:space="preserve">20 Sep 2026</w:t>
             </w:r>
           </w:p>
         </w:tc>
@@ -8187,7 +8187,7 @@
                 <w:szCs w:val="20"/>
                 <w:highlight w:val="yellow"/>
               </w:rPr>
-              <w:t xml:space="preserve">[ date ]</w:t>
+              <w:t xml:space="preserve">21 Sep 2026</w:t>
             </w:r>
           </w:p>
         </w:tc>
@@ -8224,7 +8224,7 @@
                 <w:szCs w:val="20"/>
                 <w:highlight w:val="yellow"/>
               </w:rPr>
-              <w:t xml:space="preserve">[ date ]</w:t>
+              <w:t xml:space="preserve">27 Sep 2026</w:t>
             </w:r>
           </w:p>
         </w:tc>
@@ -8261,7 +8261,7 @@
                 <w:szCs w:val="20"/>
                 <w:highlight w:val="yellow"/>
               </w:rPr>
-              <w:t xml:space="preserve">[ date ]</w:t>
+              <w:t xml:space="preserve">27 Sep 2026</w:t>
             </w:r>
           </w:p>
         </w:tc>
@@ -8375,7 +8375,7 @@
                 <w:szCs w:val="20"/>
                 <w:highlight w:val="yellow"/>
               </w:rPr>
-              <w:t xml:space="preserve">[ date ]</w:t>
+              <w:t xml:space="preserve">10 Sep 2026</w:t>
             </w:r>
           </w:p>
         </w:tc>
@@ -8412,7 +8412,7 @@
                 <w:szCs w:val="20"/>
                 <w:highlight w:val="yellow"/>
               </w:rPr>
-              <w:t xml:space="preserve">[ date ]</w:t>
+              <w:t xml:space="preserve">24 Oct 2026</w:t>
             </w:r>
           </w:p>
         </w:tc>
@@ -8449,7 +8449,7 @@
                 <w:szCs w:val="20"/>
                 <w:highlight w:val="yellow"/>
               </w:rPr>
-              <w:t xml:space="preserve">[ date ]</w:t>
+              <w:t xml:space="preserve">25 Oct 2026</w:t>
             </w:r>
           </w:p>
         </w:tc>
@@ -8563,7 +8563,7 @@
                 <w:szCs w:val="20"/>
                 <w:highlight w:val="yellow"/>
               </w:rPr>
-              <w:t xml:space="preserve">[ date ]</w:t>
+              <w:t xml:space="preserve">28 Sep 2026</w:t>
             </w:r>
           </w:p>
         </w:tc>
@@ -8600,7 +8600,7 @@
                 <w:szCs w:val="20"/>
                 <w:highlight w:val="yellow"/>
               </w:rPr>
-              <w:t xml:space="preserve">[ date ]</w:t>
+              <w:t xml:space="preserve">30 Oct 2026</w:t>
             </w:r>
           </w:p>
         </w:tc>
@@ -8637,7 +8637,7 @@
                 <w:szCs w:val="20"/>
                 <w:highlight w:val="yellow"/>
               </w:rPr>
-              <w:t xml:space="preserve">[ date ]</w:t>
+              <w:t xml:space="preserve">30 Oct 2026</w:t>
             </w:r>
           </w:p>
         </w:tc>
@@ -8700,7 +8700,44 @@
                 <w:szCs w:val="20"/>
                 <w:highlight w:val="yellow"/>
               </w:rPr>
-              <w:t xml:space="preserve">[ Insert screenshot: Gantt chart built from the dates in Table 1.2 ]</w:t>
+              <w:drawing>
+                <wp:inline distT="0" distB="0" distL="0" distR="0">
+                  <wp:extent cx="5486400" cy="2304288"/>
+                  <wp:effectExtent t="0" r="0" b="0" l="0"/>
+                  <wp:docPr id="10" name="Gantt chart" descr="Gantt chart of the project schedule" title="Gantt chart of the project schedule"/>
+                  <wp:cNvGraphicFramePr>
+                    <a:graphicFrameLocks xmlns:a="http://schemas.openxmlformats.org/drawingml/2006/main" noChangeAspect="1"/>
+                  </wp:cNvGraphicFramePr>
+                  <a:graphic xmlns:a="http://schemas.openxmlformats.org/drawingml/2006/main">
+                    <a:graphicData uri="http://schemas.openxmlformats.org/drawingml/2006/picture">
+                      <pic:pic xmlns:pic="http://schemas.openxmlformats.org/drawingml/2006/picture">
+                        <pic:nvPicPr>
+                          <pic:cNvPr id="1" name="gantt.png" descr="Gantt chart of the project schedule"/>
+                          <pic:cNvPicPr>
+                            <a:picLocks noChangeAspect="1" noChangeArrowheads="1"/>
+                          </pic:cNvPicPr>
+                        </pic:nvPicPr>
+                        <pic:blipFill>
+                          <a:blip r:embed="rId19" cstate="normal"/>
+                          <a:srcRect/>
+                          <a:stretch>
+                            <a:fillRect/>
+                          </a:stretch>
+                        </pic:blipFill>
+                        <pic:spPr bwMode="auto">
+                          <a:xfrm>
+                            <a:off x="0" y="0"/>
+                            <a:ext cx="5486400" cy="2304288"/>
+                          </a:xfrm>
+                          <a:prstGeom prst="rect">
+                            <a:avLst/>
+                          </a:prstGeom>
+                        </pic:spPr>
+                      </pic:pic>
+                    </a:graphicData>
+                  </a:graphic>
+                </wp:inline>
+              </w:drawing>
             </w:r>
           </w:p>
         </w:tc>
@@ -9742,7 +9779,7 @@
           <w:szCs w:val="24"/>
           <w:highlight w:val="yellow"/>
         </w:rPr>
-        <w:t xml:space="preserve">[ platforms reviewed, date reviewed, and what each one records about student behaviour ]</w:t>
+        <w:t xml:space="preserve">vendor documentation checked on 30 October 2026: HackerRank records copy and paste actions and how often and for how long a candidate leaves the test window, and with Proctor Mode also logs webcam images every five seconds, screen shots every fifteen seconds and code similarity against other submissions; Codility logs focus changes and paste events on a session timeline and runs a similarity check against its submission library, with video proctoring as an optional setting; CodeSignal combines paste events, cross-submission and web similarity and typing telemetry into a suspicion score, alongside recorded video, audio and screen; TestDome documents copy/paste protection, webcam and screen recording and no similarity check. These are vendor descriptions rather than trial results, and no platform was trialled for this project.</w:t>
       </w:r>
       <w:r>
         <w:rPr>
@@ -14332,7 +14369,7 @@
                 <w:szCs w:val="19"/>
                 <w:highlight w:val="yellow"/>
               </w:rPr>
-              <w:t xml:space="preserve">[ hosting plans used and monthly cost ]</w:t>
+              <w:t xml:space="preserve">Vercel Hobby, Convex Free and Resend Free - each $0 (Rs 0) per month, taken from the providers' own pricing pages checked on 30 October 2026.</w:t>
             </w:r>
           </w:p>
         </w:tc>
@@ -14369,7 +14406,7 @@
                 <w:szCs w:val="19"/>
                 <w:highlight w:val="yellow"/>
               </w:rPr>
-              <w:t xml:space="preserve">[ how cost limits capacity or features ]</w:t>
+              <w:t xml:space="preserve">No plan bills automatically: exceeding a free-tier limit caps usage instead of charging (Vercel Hobby: 100 GB transfer and 1 million function invocations a month; Convex Free: 1 million function calls and 0.5 GB database storage; Resend Free: 3,000 e-mails a month and 100 a day). Those caps, not a budget, bound this project, and Vercel's free plan is restricted to non-commercial personal use.</w:t>
             </w:r>
           </w:p>
         </w:tc>
@@ -16648,7 +16685,7 @@
                 <w:szCs w:val="20"/>
                 <w:highlight w:val="yellow"/>
               </w:rPr>
-              <w:t xml:space="preserve">[ team to estimate ]</w:t>
+              <w:t xml:space="preserve">Estimate: no licence cost, but a server of their own would be needed - a small virtual server runs to roughly Rs 500-800 a month, plus the team's time to patch and run it.</w:t>
             </w:r>
           </w:p>
         </w:tc>
@@ -16685,7 +16722,7 @@
                 <w:szCs w:val="20"/>
                 <w:highlight w:val="yellow"/>
               </w:rPr>
-              <w:t xml:space="preserve">[ team to estimate ]</w:t>
+              <w:t xml:space="preserve">Estimate: Rs 0 while the free tiers hold (Convex, Vercel, Resend); beyond them the providers' published usage rates apply.</w:t>
             </w:r>
           </w:p>
         </w:tc>
@@ -18513,7 +18550,7 @@
                 <w:szCs w:val="19"/>
                 <w:highlight w:val="yellow"/>
               </w:rPr>
-              <w:t xml:space="preserve">[ team to state how each tool was used, including Playwright ]</w:t>
+              <w:t xml:space="preserve">ESLint 9 checks the source with npm run lint, Prettier formats it, and Playwright 1.63 was used to capture page screenshots during development; no automated suite is wired into the build yet (Section 5.2).</w:t>
             </w:r>
           </w:p>
         </w:tc>
@@ -18754,7 +18791,7 @@
           <w:sz w:val="24"/>
           <w:szCs w:val="24"/>
         </w:rPr>
-        <w:t xml:space="preserve">The project has no automated tests, so validation depends on manual runs. Table 4.2 lists the planned tests. The “Expected result” column says what the code is written to do. The “Actual result” and “Status” columns stay empty until the tests are run on the deployed app or a development deployment.</w:t>
+        <w:t xml:space="preserve">The project has no automated tests, so validation depends on manual runs. Table 4.2 lists the planned tests. The “Expected result” column says what the code is written to do. The “Actual result” and “Status” columns record what each check produced: on 30 October 2026 three checks were run against the deployed backend over its HTTP interface, and the cases that need a signed-in examiner session or a browser are marked “Not run” for the team's manual pass.</w:t>
       </w:r>
     </w:p>
     <w:p>
@@ -19131,7 +19168,7 @@
                 <w:szCs w:val="19"/>
                 <w:highlight w:val="yellow"/>
               </w:rPr>
-              <w:t xml:space="preserve">[ fill ]</w:t>
+              <w:t xml:space="preserve">Not run in this pass - sending sign-in codes needs a mailbox the team controls and spends the provider's e-mail quota.</w:t>
             </w:r>
           </w:p>
         </w:tc>
@@ -19168,7 +19205,7 @@
                 <w:szCs w:val="19"/>
                 <w:highlight w:val="yellow"/>
               </w:rPr>
-              <w:t xml:space="preserve">[ fill ]</w:t>
+              <w:t xml:space="preserve">Not run</w:t>
             </w:r>
           </w:p>
         </w:tc>
@@ -19318,7 +19355,7 @@
                 <w:szCs w:val="19"/>
                 <w:highlight w:val="yellow"/>
               </w:rPr>
-              <w:t xml:space="preserve">[ fill ]</w:t>
+              <w:t xml:space="preserve">Not run in this pass - creating rooms needs a signed-in examiner session.</w:t>
             </w:r>
           </w:p>
         </w:tc>
@@ -19355,7 +19392,7 @@
                 <w:szCs w:val="19"/>
                 <w:highlight w:val="yellow"/>
               </w:rPr>
-              <w:t xml:space="preserve">[ fill ]</w:t>
+              <w:t xml:space="preserve">Not run</w:t>
             </w:r>
           </w:p>
         </w:tc>
@@ -19505,7 +19542,7 @@
                 <w:szCs w:val="19"/>
                 <w:highlight w:val="yellow"/>
               </w:rPr>
-              <w:t xml:space="preserve">[ fill ]</w:t>
+              <w:t xml:space="preserve">Run against the deployed backend on 30 Oct 2026: the malformed code CV-12 was rejected with “Room codes look like CV-1234. Double-check it with your examiner.” and the non-existent code CV-7319 with “No room found with code CV-7319.” Each reply came back in under 0.5 s.</w:t>
             </w:r>
           </w:p>
         </w:tc>
@@ -19542,7 +19579,7 @@
                 <w:szCs w:val="19"/>
                 <w:highlight w:val="yellow"/>
               </w:rPr>
-              <w:t xml:space="preserve">[ fill ]</w:t>
+              <w:t xml:space="preserve">Pass</w:t>
             </w:r>
           </w:p>
         </w:tc>
@@ -19692,7 +19729,7 @@
                 <w:szCs w:val="19"/>
                 <w:highlight w:val="yellow"/>
               </w:rPr>
-              <w:t xml:space="preserve">[ fill ]</w:t>
+              <w:t xml:space="preserve">Not run in this pass - filling a room to its seat limit needs several joiners.</w:t>
             </w:r>
           </w:p>
         </w:tc>
@@ -19729,7 +19766,7 @@
                 <w:szCs w:val="19"/>
                 <w:highlight w:val="yellow"/>
               </w:rPr>
-              <w:t xml:space="preserve">[ fill ]</w:t>
+              <w:t xml:space="preserve">Not run</w:t>
             </w:r>
           </w:p>
         </w:tc>
@@ -19879,7 +19916,7 @@
                 <w:szCs w:val="19"/>
                 <w:highlight w:val="yellow"/>
               </w:rPr>
-              <w:t xml:space="preserve">[ fill ]</w:t>
+              <w:t xml:space="preserve">Not run in this pass - needs a browser session on the exam page.</w:t>
             </w:r>
           </w:p>
         </w:tc>
@@ -19916,7 +19953,7 @@
                 <w:szCs w:val="19"/>
                 <w:highlight w:val="yellow"/>
               </w:rPr>
-              <w:t xml:space="preserve">[ fill ]</w:t>
+              <w:t xml:space="preserve">Not run</w:t>
             </w:r>
           </w:p>
         </w:tc>
@@ -20066,7 +20103,7 @@
                 <w:szCs w:val="19"/>
                 <w:highlight w:val="yellow"/>
               </w:rPr>
-              <w:t xml:space="preserve">[ fill ]</w:t>
+              <w:t xml:space="preserve">Not run in this pass - needs two joins on one browser.</w:t>
             </w:r>
           </w:p>
         </w:tc>
@@ -20103,7 +20140,7 @@
                 <w:szCs w:val="19"/>
                 <w:highlight w:val="yellow"/>
               </w:rPr>
-              <w:t xml:space="preserve">[ fill ]</w:t>
+              <w:t xml:space="preserve">Not run</w:t>
             </w:r>
           </w:p>
         </w:tc>
@@ -20253,7 +20290,7 @@
                 <w:szCs w:val="19"/>
                 <w:highlight w:val="yellow"/>
               </w:rPr>
-              <w:t xml:space="preserve">[ fill ]</w:t>
+              <w:t xml:space="preserve">Not run in this pass - needs a live room and a browser.</w:t>
             </w:r>
           </w:p>
         </w:tc>
@@ -20290,7 +20327,7 @@
                 <w:szCs w:val="19"/>
                 <w:highlight w:val="yellow"/>
               </w:rPr>
-              <w:t xml:space="preserve">[ fill ]</w:t>
+              <w:t xml:space="preserve">Not run</w:t>
             </w:r>
           </w:p>
         </w:tc>
@@ -20440,7 +20477,7 @@
                 <w:szCs w:val="19"/>
                 <w:highlight w:val="yellow"/>
               </w:rPr>
-              <w:t xml:space="preserve">[ fill ]</w:t>
+              <w:t xml:space="preserve">Not run in this pass - needs a live room and a browser.</w:t>
             </w:r>
           </w:p>
         </w:tc>
@@ -20477,7 +20514,7 @@
                 <w:szCs w:val="19"/>
                 <w:highlight w:val="yellow"/>
               </w:rPr>
-              <w:t xml:space="preserve">[ fill ]</w:t>
+              <w:t xml:space="preserve">Not run</w:t>
             </w:r>
           </w:p>
         </w:tc>
@@ -20627,7 +20664,7 @@
                 <w:szCs w:val="19"/>
                 <w:highlight w:val="yellow"/>
               </w:rPr>
-              <w:t xml:space="preserve">[ fill ]</w:t>
+              <w:t xml:space="preserve">Not run in this pass - needs a student session on a running room.</w:t>
             </w:r>
           </w:p>
         </w:tc>
@@ -20664,7 +20701,7 @@
                 <w:szCs w:val="19"/>
                 <w:highlight w:val="yellow"/>
               </w:rPr>
-              <w:t xml:space="preserve">[ fill ]</w:t>
+              <w:t xml:space="preserve">Not run</w:t>
             </w:r>
           </w:p>
         </w:tc>
@@ -20814,7 +20851,7 @@
                 <w:szCs w:val="19"/>
                 <w:highlight w:val="yellow"/>
               </w:rPr>
-              <w:t xml:space="preserve">[ fill ]</w:t>
+              <w:t xml:space="preserve">Not run in this pass - needs a signed-in examiner session.</w:t>
             </w:r>
           </w:p>
         </w:tc>
@@ -20851,7 +20888,7 @@
                 <w:szCs w:val="19"/>
                 <w:highlight w:val="yellow"/>
               </w:rPr>
-              <w:t xml:space="preserve">[ fill ]</w:t>
+              <w:t xml:space="preserve">Not run</w:t>
             </w:r>
           </w:p>
         </w:tc>
@@ -21001,7 +21038,7 @@
                 <w:szCs w:val="19"/>
                 <w:highlight w:val="yellow"/>
               </w:rPr>
-              <w:t xml:space="preserve">[ fill ]</w:t>
+              <w:t xml:space="preserve">Run against the deployed export route on 30 Oct 2026: no ticket gives 400; a ticket without a session gives 401 “Not authenticated”; the OPTIONS preflight answers 204 with Access-Control-Allow-Origin and the expected methods and headers. Ticket reuse and the byte-for-byte comparison still need a signed-in examiner session.</w:t>
             </w:r>
           </w:p>
         </w:tc>
@@ -21038,7 +21075,7 @@
                 <w:szCs w:val="19"/>
                 <w:highlight w:val="yellow"/>
               </w:rPr>
-              <w:t xml:space="preserve">[ fill ]</w:t>
+              <w:t xml:space="preserve">Partly verified</w:t>
             </w:r>
           </w:p>
         </w:tc>
@@ -21188,7 +21225,7 @@
                 <w:szCs w:val="19"/>
                 <w:highlight w:val="yellow"/>
               </w:rPr>
-              <w:t xml:space="preserve">[ fill ]</w:t>
+              <w:t xml:space="preserve">Run against the deployed backend on 30 Oct 2026: an unauthenticated caller is refused - requestSubmissionExportTickets answers “Only examiners can do this”, getMyExaminer returns null and getRoomCounts returns an empty result. The two-examiner cross-check needs two accounts.</w:t>
             </w:r>
           </w:p>
         </w:tc>
@@ -21225,7 +21262,7 @@
                 <w:szCs w:val="19"/>
                 <w:highlight w:val="yellow"/>
               </w:rPr>
-              <w:t xml:space="preserve">[ fill ]</w:t>
+              <w:t xml:space="preserve">Partly verified</w:t>
             </w:r>
           </w:p>
         </w:tc>
@@ -21247,7 +21284,7 @@
           <w:sz w:val="24"/>
           <w:szCs w:val="24"/>
         </w:rPr>
-        <w:t xml:space="preserve">Table 4.3 is reserved for numbers measured during testing, such as response times and the size of the largest trial.</w:t>
+        <w:t xml:space="preserve">Table 4.3 lists the numbers still to be measured during testing - response times and the size of the largest trial; rows whose run has not happened yet say so.</w:t>
       </w:r>
     </w:p>
     <w:p>
@@ -21476,7 +21513,7 @@
                 <w:szCs w:val="20"/>
                 <w:highlight w:val="yellow"/>
               </w:rPr>
-              <w:t xml:space="preserve">[ describe the trial ]</w:t>
+              <w:t xml:space="preserve">Create a room at its seat limit, open the join page on that many devices, then read the counts on the Monitoring tab.</w:t>
             </w:r>
           </w:p>
         </w:tc>
@@ -21513,7 +21550,7 @@
                 <w:szCs w:val="20"/>
                 <w:highlight w:val="yellow"/>
               </w:rPr>
-              <w:t xml:space="preserve">[ value ]</w:t>
+              <w:t xml:space="preserve">Not measured - run pending</w:t>
             </w:r>
           </w:p>
         </w:tc>
@@ -21591,7 +21628,7 @@
                 <w:szCs w:val="20"/>
                 <w:highlight w:val="yellow"/>
               </w:rPr>
-              <w:t xml:space="preserve">[ method ]</w:t>
+              <w:t xml:space="preserve">Browser network timing: from the join request to the editor's first paint.</w:t>
             </w:r>
           </w:p>
         </w:tc>
@@ -21628,7 +21665,7 @@
                 <w:szCs w:val="20"/>
                 <w:highlight w:val="yellow"/>
               </w:rPr>
-              <w:t xml:space="preserve">[ value ]</w:t>
+              <w:t xml:space="preserve">Not measured - run pending</w:t>
             </w:r>
           </w:p>
         </w:tc>
@@ -21706,7 +21743,7 @@
                 <w:szCs w:val="20"/>
                 <w:highlight w:val="yellow"/>
               </w:rPr>
-              <w:t xml:space="preserve">[ method ]</w:t>
+              <w:t xml:space="preserve">Join from a second device and time the row appearing on the Monitoring tab (live subscription).</w:t>
             </w:r>
           </w:p>
         </w:tc>
@@ -21743,7 +21780,7 @@
                 <w:szCs w:val="20"/>
                 <w:highlight w:val="yellow"/>
               </w:rPr>
-              <w:t xml:space="preserve">[ value ]</w:t>
+              <w:t xml:space="preserve">Not measured - run pending</w:t>
             </w:r>
           </w:p>
         </w:tc>
@@ -21821,7 +21858,7 @@
                 <w:szCs w:val="20"/>
                 <w:highlight w:val="yellow"/>
               </w:rPr>
-              <w:t xml:space="preserve">[ method ]</w:t>
+              <w:t xml:space="preserve">Throttle the network to Slow 3G in the browser dev tools, type, and watch the save status and its retry.</w:t>
             </w:r>
           </w:p>
         </w:tc>
@@ -21858,7 +21895,7 @@
                 <w:szCs w:val="20"/>
                 <w:highlight w:val="yellow"/>
               </w:rPr>
-              <w:t xml:space="preserve">[ observation ]</w:t>
+              <w:t xml:space="preserve">Not measured - run pending</w:t>
             </w:r>
           </w:p>
         </w:tc>
@@ -21936,7 +21973,7 @@
                 <w:szCs w:val="20"/>
                 <w:highlight w:val="yellow"/>
               </w:rPr>
-              <w:t xml:space="preserve">[ list ]</w:t>
+              <w:t xml:space="preserve">Not recorded - list the browsers and devices used during the test run.</w:t>
             </w:r>
           </w:p>
         </w:tc>
@@ -21973,7 +22010,7 @@
                 <w:szCs w:val="20"/>
                 <w:highlight w:val="yellow"/>
               </w:rPr>
-              <w:t xml:space="preserve">[ observation ]</w:t>
+              <w:t xml:space="preserve">Not recorded - run pending</w:t>
             </w:r>
           </w:p>
         </w:tc>
@@ -22070,7 +22107,44 @@
                 <w:szCs w:val="19"/>
                 <w:highlight w:val="yellow"/>
               </w:rPr>
-              <w:t xml:space="preserve">[ Insert screenshot: examiner sign-in page with email and code steps ]</w:t>
+              <w:drawing>
+                <wp:inline distT="0" distB="0" distL="0" distR="0">
+                  <wp:extent cx="5486400" cy="3528441"/>
+                  <wp:effectExtent t="0" r="0" b="0" l="0"/>
+                  <wp:docPr id="11" name="signin.png" descr="Examiner sign-in page with email and one-time code steps" title="Examiner sign-in page with email and one-time code steps"/>
+                  <wp:cNvGraphicFramePr>
+                    <a:graphicFrameLocks xmlns:a="http://schemas.openxmlformats.org/drawingml/2006/main" noChangeAspect="1"/>
+                  </wp:cNvGraphicFramePr>
+                  <a:graphic xmlns:a="http://schemas.openxmlformats.org/drawingml/2006/main">
+                    <a:graphicData uri="http://schemas.openxmlformats.org/drawingml/2006/picture">
+                      <pic:pic xmlns:pic="http://schemas.openxmlformats.org/drawingml/2006/picture">
+                        <pic:nvPicPr>
+                          <pic:cNvPr id="11" name="signin.png" descr="Examiner sign-in page with email and one-time code steps"/>
+                          <pic:cNvPicPr>
+                            <a:picLocks noChangeAspect="1" noChangeArrowheads="1"/>
+                          </pic:cNvPicPr>
+                        </pic:nvPicPr>
+                        <pic:blipFill>
+                          <a:blip r:embed="rId20" cstate="normal"/>
+                          <a:srcRect/>
+                          <a:stretch>
+                            <a:fillRect/>
+                          </a:stretch>
+                        </pic:blipFill>
+                        <pic:spPr bwMode="auto">
+                          <a:xfrm>
+                            <a:off x="0" y="0"/>
+                            <a:ext cx="5486400" cy="3528441"/>
+                          </a:xfrm>
+                          <a:prstGeom prst="rect">
+                            <a:avLst/>
+                          </a:prstGeom>
+                        </pic:spPr>
+                      </pic:pic>
+                    </a:graphicData>
+                  </a:graphic>
+                </wp:inline>
+              </w:drawing>
             </w:r>
           </w:p>
         </w:tc>
@@ -22468,7 +22542,44 @@
                 <w:szCs w:val="19"/>
                 <w:highlight w:val="yellow"/>
               </w:rPr>
-              <w:t xml:space="preserve">[ Insert screenshot: student portal with name, ID, room code and consent box ]</w:t>
+              <w:drawing>
+                <wp:inline distT="0" distB="0" distL="0" distR="0">
+                  <wp:extent cx="5486400" cy="3528441"/>
+                  <wp:effectExtent t="0" r="0" b="0" l="0"/>
+                  <wp:docPr id="12" name="student_portal.png" descr="Student portal with name, student ID, room code and consent box" title="Student portal with name, student ID, room code and consent box"/>
+                  <wp:cNvGraphicFramePr>
+                    <a:graphicFrameLocks xmlns:a="http://schemas.openxmlformats.org/drawingml/2006/main" noChangeAspect="1"/>
+                  </wp:cNvGraphicFramePr>
+                  <a:graphic xmlns:a="http://schemas.openxmlformats.org/drawingml/2006/main">
+                    <a:graphicData uri="http://schemas.openxmlformats.org/drawingml/2006/picture">
+                      <pic:pic xmlns:pic="http://schemas.openxmlformats.org/drawingml/2006/picture">
+                        <pic:nvPicPr>
+                          <pic:cNvPr id="12" name="student_portal.png" descr="Student portal with name, student ID, room code and consent box"/>
+                          <pic:cNvPicPr>
+                            <a:picLocks noChangeAspect="1" noChangeArrowheads="1"/>
+                          </pic:cNvPicPr>
+                        </pic:nvPicPr>
+                        <pic:blipFill>
+                          <a:blip r:embed="rId21" cstate="normal"/>
+                          <a:srcRect/>
+                          <a:stretch>
+                            <a:fillRect/>
+                          </a:stretch>
+                        </pic:blipFill>
+                        <pic:spPr bwMode="auto">
+                          <a:xfrm>
+                            <a:off x="0" y="0"/>
+                            <a:ext cx="5486400" cy="3528441"/>
+                          </a:xfrm>
+                          <a:prstGeom prst="rect">
+                            <a:avLst/>
+                          </a:prstGeom>
+                        </pic:spPr>
+                      </pic:pic>
+                    </a:graphicData>
+                  </a:graphic>
+                </wp:inline>
+              </w:drawing>
             </w:r>
           </w:p>
         </w:tc>
@@ -22997,7 +23108,7 @@
                 <w:szCs w:val="19"/>
                 <w:highlight w:val="yellow"/>
               </w:rPr>
-              <w:t xml:space="preserve">[ Y/N ]</w:t>
+              <w:t xml:space="preserve">N</w:t>
             </w:r>
           </w:p>
         </w:tc>
@@ -23034,7 +23145,7 @@
                 <w:szCs w:val="19"/>
                 <w:highlight w:val="yellow"/>
               </w:rPr>
-              <w:t xml:space="preserve">[ outcome ]</w:t>
+              <w:t xml:space="preserve">Not executed in this pass - creating rooms needs a signed-in examiner session (T02).</w:t>
             </w:r>
           </w:p>
         </w:tc>
@@ -23148,7 +23259,7 @@
                 <w:szCs w:val="19"/>
                 <w:highlight w:val="yellow"/>
               </w:rPr>
-              <w:t xml:space="preserve">[ Y/N ]</w:t>
+              <w:t xml:space="preserve">Partly</w:t>
             </w:r>
           </w:p>
         </w:tc>
@@ -23185,7 +23296,7 @@
                 <w:szCs w:val="19"/>
                 <w:highlight w:val="yellow"/>
               </w:rPr>
-              <w:t xml:space="preserve">[ outcome ]</w:t>
+              <w:t xml:space="preserve">Join validation verified on the deployed backend (T03, 30 Oct 2026); attempt separation not exercised (T06).</w:t>
             </w:r>
           </w:p>
         </w:tc>
@@ -23299,7 +23410,7 @@
                 <w:szCs w:val="19"/>
                 <w:highlight w:val="yellow"/>
               </w:rPr>
-              <w:t xml:space="preserve">[ Y/N ]</w:t>
+              <w:t xml:space="preserve">N</w:t>
             </w:r>
           </w:p>
         </w:tc>
@@ -23336,7 +23447,7 @@
                 <w:szCs w:val="19"/>
                 <w:highlight w:val="yellow"/>
               </w:rPr>
-              <w:t xml:space="preserve">[ outcome ]</w:t>
+              <w:t xml:space="preserve">Not exercised (T05) - needs a browser session.</w:t>
             </w:r>
           </w:p>
         </w:tc>
@@ -23450,7 +23561,7 @@
                 <w:szCs w:val="19"/>
                 <w:highlight w:val="yellow"/>
               </w:rPr>
-              <w:t xml:space="preserve">[ Y/N ]</w:t>
+              <w:t xml:space="preserve">N</w:t>
             </w:r>
           </w:p>
         </w:tc>
@@ -23487,7 +23598,7 @@
                 <w:szCs w:val="19"/>
                 <w:highlight w:val="yellow"/>
               </w:rPr>
-              <w:t xml:space="preserve">[ outcome ]</w:t>
+              <w:t xml:space="preserve">Not exercised (T07, T08); the code stores only event type and time, never clipboard content.</w:t>
             </w:r>
           </w:p>
         </w:tc>
@@ -23601,7 +23712,7 @@
                 <w:szCs w:val="19"/>
                 <w:highlight w:val="yellow"/>
               </w:rPr>
-              <w:t xml:space="preserve">[ Y/N ]</w:t>
+              <w:t xml:space="preserve">N</w:t>
             </w:r>
           </w:p>
         </w:tc>
@@ -23638,7 +23749,7 @@
                 <w:szCs w:val="19"/>
                 <w:highlight w:val="yellow"/>
               </w:rPr>
-              <w:t xml:space="preserve">[ outcome ]</w:t>
+              <w:t xml:space="preserve">Not exercised (T07) - needs a live room.</w:t>
             </w:r>
           </w:p>
         </w:tc>
@@ -23752,7 +23863,7 @@
                 <w:szCs w:val="19"/>
                 <w:highlight w:val="yellow"/>
               </w:rPr>
-              <w:t xml:space="preserve">[ Y/N ]</w:t>
+              <w:t xml:space="preserve">Partly</w:t>
             </w:r>
           </w:p>
         </w:tc>
@@ -23789,7 +23900,7 @@
                 <w:szCs w:val="19"/>
                 <w:highlight w:val="yellow"/>
               </w:rPr>
-              <w:t xml:space="preserve">[ outcome ]</w:t>
+              <w:t xml:space="preserve">Route checks verified - 400/401 and CORS, 30 Oct 2026; the byte-for-byte file comparison needs a signed-in session (T11).</w:t>
             </w:r>
           </w:p>
         </w:tc>
@@ -23903,7 +24014,7 @@
                 <w:szCs w:val="19"/>
                 <w:highlight w:val="yellow"/>
               </w:rPr>
-              <w:t xml:space="preserve">[ Y/N ]</w:t>
+              <w:t xml:space="preserve">Partly</w:t>
             </w:r>
           </w:p>
         </w:tc>
@@ -23940,7 +24051,7 @@
                 <w:szCs w:val="19"/>
                 <w:highlight w:val="yellow"/>
               </w:rPr>
-              <w:t xml:space="preserve">[ outcome ]</w:t>
+              <w:t xml:space="preserve">Unauthenticated callers are refused (“Only examiners can do this”) and inputs are validated (T03, T12, 30 Oct 2026); the second-examiner check needs two accounts.</w:t>
             </w:r>
           </w:p>
         </w:tc>
@@ -24054,7 +24165,7 @@
                 <w:szCs w:val="19"/>
                 <w:highlight w:val="yellow"/>
               </w:rPr>
-              <w:t xml:space="preserve">[ Y/N ]</w:t>
+              <w:t xml:space="preserve">N</w:t>
             </w:r>
           </w:p>
         </w:tc>
@@ -24091,7 +24202,7 @@
                 <w:szCs w:val="19"/>
                 <w:highlight w:val="yellow"/>
               </w:rPr>
-              <w:t xml:space="preserve">[ outcome ]</w:t>
+              <w:t xml:space="preserve">Not exercised - the privacy pages and the erasure path were not run in this pass.</w:t>
             </w:r>
           </w:p>
         </w:tc>
@@ -24252,7 +24363,7 @@
           <w:szCs w:val="24"/>
           <w:highlight w:val="yellow"/>
         </w:rPr>
-        <w:t xml:space="preserve">[ Add two or three sentences on the actual results from Tables 4.2 and 4.3, including any test that failed and what was changed. ]</w:t>
+        <w:t xml:space="preserve">Three of the twelve cases were run against the deployed backend over its HTTP interface on 30 October 2026 - the room-code format message, the no-room message, and the export route's answers of 400 without a ticket and 401 without a session, with the expected CORS headers on the preflight - and examiner-only functions refused an unauthenticated caller. Nothing failed in that pass, so no change to the code was needed. The other nine cases need a signed-in examiner session and a browser, and the measurements in Table 4.3 are still to be taken; both are marked “Not run” in the tables above.</w:t>
       </w:r>
     </w:p>
     <w:p>
@@ -24544,7 +24655,7 @@
           <w:szCs w:val="21"/>
           <w:highlight w:val="yellow"/>
         </w:rPr>
-        <w:t xml:space="preserve">[ Authors ]</w:t>
+        <w:t xml:space="preserve">M. Malhotra and I. Chhabra</w:t>
       </w:r>
       <w:r>
         <w:rPr>
@@ -24620,7 +24731,7 @@
           <w:szCs w:val="21"/>
           <w:highlight w:val="yellow"/>
         </w:rPr>
-        <w:t xml:space="preserve">[ Authors ]</w:t>
+        <w:t xml:space="preserve">E. Heinrich</w:t>
       </w:r>
       <w:r>
         <w:rPr>
@@ -24708,7 +24819,7 @@
           <w:szCs w:val="21"/>
           <w:highlight w:val="yellow"/>
         </w:rPr>
-        <w:t xml:space="preserve">[ link to official text ]</w:t>
+        <w:t xml:space="preserve">https://www.meity.gov.in/static/uploads/2024/06/2bf1f0e9f04e6fb4f8fef35e82c42aa5.pdf</w:t>
       </w:r>
       <w:r>
         <w:rPr>
@@ -24733,7 +24844,7 @@
           <w:szCs w:val="21"/>
           <w:highlight w:val="yellow"/>
         </w:rPr>
-        <w:t xml:space="preserve">[ date ]</w:t>
+        <w:t xml:space="preserve">Oct. 27, 2026</w:t>
       </w:r>
       <w:r>
         <w:rPr>
@@ -24797,7 +24908,7 @@
           <w:szCs w:val="21"/>
           <w:highlight w:val="yellow"/>
         </w:rPr>
-        <w:t xml:space="preserve">[ link to official text ]</w:t>
+        <w:t xml:space="preserve">https://www.meity.gov.in/documents/act-and-policies/digital-personal-data-protection-rules-2025-gDOxUjMtQWa</w:t>
       </w:r>
       <w:r>
         <w:rPr>
@@ -24822,7 +24933,7 @@
           <w:szCs w:val="21"/>
           <w:highlight w:val="yellow"/>
         </w:rPr>
-        <w:t xml:space="preserve">[ date ]</w:t>
+        <w:t xml:space="preserve">Oct. 27, 2026</w:t>
       </w:r>
       <w:r>
         <w:rPr>
@@ -24964,7 +25075,7 @@
           <w:szCs w:val="21"/>
           <w:highlight w:val="yellow"/>
         </w:rPr>
-        <w:t xml:space="preserve">[ date ]</w:t>
+        <w:t xml:space="preserve">Oct. 27, 2026</w:t>
       </w:r>
       <w:r>
         <w:rPr>
@@ -25028,7 +25139,7 @@
           <w:szCs w:val="21"/>
           <w:highlight w:val="yellow"/>
         </w:rPr>
-        <w:t xml:space="preserve">[ date ]</w:t>
+        <w:t xml:space="preserve">Oct. 27, 2026</w:t>
       </w:r>
       <w:r>
         <w:rPr>
@@ -25131,7 +25242,7 @@
           <w:szCs w:val="21"/>
           <w:highlight w:val="yellow"/>
         </w:rPr>
-        <w:t xml:space="preserve">[ date ]</w:t>
+        <w:t xml:space="preserve">Oct. 27, 2026</w:t>
       </w:r>
       <w:r>
         <w:rPr>
@@ -25195,7 +25306,7 @@
           <w:szCs w:val="21"/>
           <w:highlight w:val="yellow"/>
         </w:rPr>
-        <w:t xml:space="preserve">[ date ]</w:t>
+        <w:t xml:space="preserve">Oct. 27, 2026</w:t>
       </w:r>
       <w:r>
         <w:rPr>
@@ -25259,7 +25370,7 @@
           <w:szCs w:val="21"/>
           <w:highlight w:val="yellow"/>
         </w:rPr>
-        <w:t xml:space="preserve">[ date ]</w:t>
+        <w:t xml:space="preserve">Oct. 27, 2026</w:t>
       </w:r>
       <w:r>
         <w:rPr>
@@ -25323,7 +25434,7 @@
           <w:szCs w:val="21"/>
           <w:highlight w:val="yellow"/>
         </w:rPr>
-        <w:t xml:space="preserve">[ date ]</w:t>
+        <w:t xml:space="preserve">Oct. 27, 2026</w:t>
       </w:r>
       <w:r>
         <w:rPr>
@@ -25387,7 +25498,7 @@
           <w:szCs w:val="21"/>
           <w:highlight w:val="yellow"/>
         </w:rPr>
-        <w:t xml:space="preserve">[ date ]</w:t>
+        <w:t xml:space="preserve">Oct. 27, 2026</w:t>
       </w:r>
       <w:r>
         <w:rPr>
@@ -25451,7 +25562,7 @@
           <w:szCs w:val="21"/>
           <w:highlight w:val="yellow"/>
         </w:rPr>
-        <w:t xml:space="preserve">[ date ]</w:t>
+        <w:t xml:space="preserve">Oct. 27, 2026</w:t>
       </w:r>
       <w:r>
         <w:rPr>
@@ -25515,7 +25626,7 @@
           <w:szCs w:val="21"/>
           <w:highlight w:val="yellow"/>
         </w:rPr>
-        <w:t xml:space="preserve">[ date ]</w:t>
+        <w:t xml:space="preserve">Oct. 27, 2026</w:t>
       </w:r>
       <w:r>
         <w:rPr>
@@ -25579,7 +25690,7 @@
           <w:szCs w:val="21"/>
           <w:highlight w:val="yellow"/>
         </w:rPr>
-        <w:t xml:space="preserve">[ date ]</w:t>
+        <w:t xml:space="preserve">Oct. 27, 2026</w:t>
       </w:r>
       <w:r>
         <w:rPr>
@@ -25643,7 +25754,7 @@
           <w:szCs w:val="21"/>
           <w:highlight w:val="yellow"/>
         </w:rPr>
-        <w:t xml:space="preserve">[ date ]</w:t>
+        <w:t xml:space="preserve">Oct. 27, 2026</w:t>
       </w:r>
       <w:r>
         <w:rPr>
@@ -25707,7 +25818,7 @@
           <w:szCs w:val="21"/>
           <w:highlight w:val="yellow"/>
         </w:rPr>
-        <w:t xml:space="preserve">[ date ]</w:t>
+        <w:t xml:space="preserve">Oct. 27, 2026</w:t>
       </w:r>
       <w:r>
         <w:rPr>
@@ -25771,7 +25882,7 @@
           <w:szCs w:val="21"/>
           <w:highlight w:val="yellow"/>
         </w:rPr>
-        <w:t xml:space="preserve">[ date ]</w:t>
+        <w:t xml:space="preserve">Oct. 27, 2026</w:t>
       </w:r>
       <w:r>
         <w:rPr>
@@ -26648,7 +26759,7 @@
                 <w:szCs w:val="20"/>
                 <w:highlight w:val="yellow"/>
               </w:rPr>
-              <w:t xml:space="preserve">[ Y/N ]</w:t>
+              <w:t xml:space="preserve">Y</w:t>
             </w:r>
           </w:p>
         </w:tc>
@@ -26762,7 +26873,7 @@
                 <w:szCs w:val="20"/>
                 <w:highlight w:val="yellow"/>
               </w:rPr>
-              <w:t xml:space="preserve">[ Y/N ]</w:t>
+              <w:t xml:space="preserve">Y</w:t>
             </w:r>
           </w:p>
         </w:tc>
@@ -26876,7 +26987,7 @@
                 <w:szCs w:val="20"/>
                 <w:highlight w:val="yellow"/>
               </w:rPr>
-              <w:t xml:space="preserve">[ Y/N ]</w:t>
+              <w:t xml:space="preserve">Y</w:t>
             </w:r>
           </w:p>
         </w:tc>
@@ -26990,7 +27101,7 @@
                 <w:szCs w:val="20"/>
                 <w:highlight w:val="yellow"/>
               </w:rPr>
-              <w:t xml:space="preserve">[ Y/N ]</w:t>
+              <w:t xml:space="preserve">Y</w:t>
             </w:r>
           </w:p>
         </w:tc>
@@ -27104,7 +27215,7 @@
                 <w:szCs w:val="20"/>
                 <w:highlight w:val="yellow"/>
               </w:rPr>
-              <w:t xml:space="preserve">[ Y/N ]</w:t>
+              <w:t xml:space="preserve">Y</w:t>
             </w:r>
           </w:p>
         </w:tc>
@@ -27218,7 +27329,7 @@
                 <w:szCs w:val="20"/>
                 <w:highlight w:val="yellow"/>
               </w:rPr>
-              <w:t xml:space="preserve">[ Y/N ]</w:t>
+              <w:t xml:space="preserve">Y</w:t>
             </w:r>
           </w:p>
         </w:tc>
@@ -27332,7 +27443,7 @@
                 <w:szCs w:val="20"/>
                 <w:highlight w:val="yellow"/>
               </w:rPr>
-              <w:t xml:space="preserve">[ Y/N ]</w:t>
+              <w:t xml:space="preserve">Y</w:t>
             </w:r>
           </w:p>
         </w:tc>
@@ -27446,7 +27557,7 @@
                 <w:szCs w:val="20"/>
                 <w:highlight w:val="yellow"/>
               </w:rPr>
-              <w:t xml:space="preserve">[ Y/N ]</w:t>
+              <w:t xml:space="preserve">Y</w:t>
             </w:r>
           </w:p>
         </w:tc>
@@ -27560,7 +27671,7 @@
                 <w:szCs w:val="20"/>
                 <w:highlight w:val="yellow"/>
               </w:rPr>
-              <w:t xml:space="preserve">[ Y/N ]</w:t>
+              <w:t xml:space="preserve">Y</w:t>
             </w:r>
           </w:p>
         </w:tc>
@@ -27613,7 +27724,7 @@
           <w:szCs w:val="24"/>
           <w:highlight w:val="yellow"/>
         </w:rPr>
-        <w:t xml:space="preserve">[ https://codevenue.vercel.app/ (confirm the final address) ]</w:t>
+        <w:t xml:space="preserve">https://codevenue.vercel.app/</w:t>
       </w:r>
       <w:r>
         <w:rPr>
